--- a/Modelos/definitivos/Comercial/Proposta técnica hidrojateamento - Modelo.docx
+++ b/Modelos/definitivos/Comercial/Proposta técnica hidrojateamento - Modelo.docx
@@ -3447,7 +3447,7 @@
           <w:sz w:val="20"/>
           <w:szCs w:val="20"/>
         </w:rPr>
-        <w:t xml:space="preserve">limpeza, corte, remoção de tinta, remoção de rezina, remoção de Smelt </w:t>
+        <w:t xml:space="preserve">limpeza, corte, remoção de tinta, remoção de resina, remoção de Smelt </w:t>
       </w:r>
       <w:r>
         <w:rPr>
@@ -7612,7 +7612,7 @@
                 <w:szCs w:val="16"/>
                 <w:lang w:eastAsia="pt-BR"/>
               </w:rPr>
-              <w:t>- PPRA, PCMSO e LTCAT modelo padrão indicado pela clínica ocupacional da Contratada;</w:t>
+              <w:t>- PGR, PCMSO e LTCAT modelo padrão indicado pela clínica ocupacional da Contratada;</w:t>
             </w:r>
           </w:p>
         </w:tc>
@@ -13024,7 +13024,7 @@
           <w:sz w:val="20"/>
           <w:szCs w:val="20"/>
         </w:rPr>
-        <w:t>Descarregametno e posicionamento dos equipamentos </w:t>
+        <w:t>Descarregamento e posicionamento dos equipamentos </w:t>
       </w:r>
     </w:p>
     <w:p>
@@ -13050,7 +13050,7 @@
           <w:sz w:val="20"/>
           <w:szCs w:val="20"/>
         </w:rPr>
-        <w:t>Instaçãoes e testes </w:t>
+        <w:t>Instalações e testes </w:t>
       </w:r>
     </w:p>
     <w:p>
@@ -13523,7 +13523,7 @@
           <w:sz w:val="20"/>
           <w:szCs w:val="20"/>
         </w:rPr>
-        <w:t>hidrojatemento</w:t>
+        <w:t>hidrojateamento</w:t>
       </w:r>
       <w:r>
         <w:rPr>

--- a/Modelos/definitivos/Comercial/Proposta técnica hidrojateamento - Modelo.docx
+++ b/Modelos/definitivos/Comercial/Proposta técnica hidrojateamento - Modelo.docx
@@ -13490,107 +13490,6 @@
           <w:szCs w:val="20"/>
         </w:rPr>
       </w:pPr>
-    </w:p>
-    <w:p>
-      <w:pPr>
-        <w:pStyle w:val="PargrafodaLista"/>
-        <w:numPr>
-          <w:ilvl w:val="1"/>
-          <w:numId w:val="2"/>
-        </w:numPr>
-        <w:autoSpaceDE w:val="0"/>
-        <w:autoSpaceDN w:val="0"/>
-        <w:adjustRightInd w:val="0"/>
-        <w:spacing w:after="0" w:line="240" w:lineRule="auto"/>
-        <w:jc w:val="both"/>
-        <w:rPr>
-          <w:rFonts w:ascii="Arial" w:hAnsi="Arial" w:cs="Arial"/>
-          <w:sz w:val="20"/>
-          <w:szCs w:val="20"/>
-        </w:rPr>
-      </w:pPr>
-      <w:r>
-        <w:rPr>
-          <w:rFonts w:ascii="Arial" w:hAnsi="Arial" w:cs="Arial"/>
-          <w:sz w:val="20"/>
-          <w:szCs w:val="20"/>
-        </w:rPr>
-        <w:t xml:space="preserve">Após a conclusão do </w:t>
-      </w:r>
-      <w:r>
-        <w:rPr>
-          <w:rFonts w:ascii="Arial" w:hAnsi="Arial" w:cs="Arial"/>
-          <w:sz w:val="20"/>
-          <w:szCs w:val="20"/>
-        </w:rPr>
-        <w:t>hidrojateamento</w:t>
-      </w:r>
-      <w:r>
-        <w:rPr>
-          <w:rFonts w:ascii="Arial" w:hAnsi="Arial" w:cs="Arial"/>
-          <w:sz w:val="20"/>
-          <w:szCs w:val="20"/>
-        </w:rPr>
-        <w:t xml:space="preserve"> será emitido um </w:t>
-      </w:r>
-      <w:r>
-        <w:rPr>
-          <w:rFonts w:ascii="Arial" w:hAnsi="Arial" w:cs="Arial"/>
-          <w:b/>
-          <w:bCs/>
-          <w:sz w:val="20"/>
-          <w:szCs w:val="20"/>
-        </w:rPr>
-        <w:t>RH</w:t>
-      </w:r>
-      <w:r>
-        <w:rPr>
-          <w:rFonts w:ascii="Arial" w:hAnsi="Arial" w:cs="Arial"/>
-          <w:sz w:val="20"/>
-          <w:szCs w:val="20"/>
-        </w:rPr>
-        <w:t xml:space="preserve"> (relatório </w:t>
-      </w:r>
-      <w:r>
-        <w:rPr>
-          <w:rFonts w:ascii="Arial" w:hAnsi="Arial" w:cs="Arial"/>
-          <w:sz w:val="20"/>
-          <w:szCs w:val="20"/>
-        </w:rPr>
-        <w:t>de hidrojateamento</w:t>
-      </w:r>
-      <w:r>
-        <w:rPr>
-          <w:rFonts w:ascii="Arial" w:hAnsi="Arial" w:cs="Arial"/>
-          <w:sz w:val="20"/>
-          <w:szCs w:val="20"/>
-        </w:rPr>
-        <w:t>)</w:t>
-      </w:r>
-      <w:r>
-        <w:rPr>
-          <w:rFonts w:ascii="Arial" w:hAnsi="Arial" w:cs="Arial"/>
-          <w:sz w:val="20"/>
-          <w:szCs w:val="20"/>
-        </w:rPr>
-        <w:t xml:space="preserve"> </w:t>
-      </w:r>
-      <w:r>
-        <w:rPr>
-          <w:rFonts w:ascii="Arial" w:hAnsi="Arial" w:cs="Arial"/>
-          <w:sz w:val="20"/>
-          <w:szCs w:val="20"/>
-        </w:rPr>
-        <w:t xml:space="preserve">descrevendo as informações </w:t>
-      </w:r>
-      <w:r>
-        <w:rPr>
-          <w:rFonts w:ascii="Arial" w:hAnsi="Arial" w:cs="Arial"/>
-          <w:sz w:val="20"/>
-          <w:szCs w:val="20"/>
-        </w:rPr>
-        <w:t>específicas das atividades, bem como, as imagens do antes e depois de alguns pontos da estrutura.</w:t>
-      </w:r>
     </w:p>
     <w:p>
       <w:pPr>
